--- a/tillsyn/A 37420-2026 tillsynsbegäran.docx
+++ b/tillsyn/A 37420-2026 tillsynsbegäran.docx
@@ -256,7 +256,7 @@
     <w:r>
       <w:tab/>
       <w:tab/>
-      <w:t>2026-09-11</w:t>
+      <w:t>2026-09-12</w:t>
       <w:br/>
       <w:br/>
     </w:r>
